--- a/OS/Process Management.docx
+++ b/OS/Process Management.docx
@@ -354,7 +354,7 @@
             </wp:positionV>
             <wp:extent cx="5524500" cy="1428750"/>
             <wp:effectExtent l="0" t="0" r="0" b="0"/>
-            <wp:wrapSquare wrapText="largest"/>
+            <wp:wrapTopAndBottom/>
             <wp:docPr id="3" name="Image3" descr=""/>
             <wp:cNvGraphicFramePr>
               <a:graphicFrameLocks xmlns:a="http://schemas.openxmlformats.org/drawingml/2006/main" noChangeAspect="1"/>
@@ -655,6 +655,7 @@
       <w:pgNumType w:fmt="decimal"/>
       <w:formProt w:val="false"/>
       <w:textDirection w:val="lrTb"/>
+      <w:docGrid w:type="default" w:linePitch="100" w:charSpace="0"/>
     </w:sectPr>
   </w:body>
 </w:document>
@@ -674,7 +675,6 @@
     </w:rPrDefault>
     <w:pPrDefault>
       <w:pPr>
-        <w:widowControl/>
         <w:suppressAutoHyphens w:val="true"/>
       </w:pPr>
     </w:pPrDefault>
@@ -684,7 +684,10 @@
     <w:qFormat/>
     <w:pPr>
       <w:widowControl/>
+      <w:suppressAutoHyphens w:val="true"/>
       <w:bidi w:val="0"/>
+      <w:spacing w:before="0" w:after="0"/>
+      <w:jc w:val="left"/>
     </w:pPr>
     <w:rPr>
       <w:rFonts w:ascii="Liberation Serif" w:hAnsi="Liberation Serif" w:eastAsia="Noto Serif CJK SC" w:cs="Lohit Devanagari"/>
